--- a/2. 机器学习/Machine Learning.docx
+++ b/2. 机器学习/Machine Learning.docx
@@ -481,13 +481,7 @@
         <w:t>学习。</w:t>
       </w:r>
     </w:p>
-    <w:p>
-      <w:pPr>
-        <w:rPr>
-          <w:rFonts w:hint="eastAsia"/>
-        </w:rPr>
-      </w:pPr>
-    </w:p>
+    <w:p/>
     <w:p>
       <w:pPr>
         <w:pStyle w:val="3"/>
@@ -1651,9 +1645,6 @@
     <w:p>
       <w:pPr>
         <w:pStyle w:val="3"/>
-        <w:rPr>
-          <w:rFonts w:hint="eastAsia"/>
-        </w:rPr>
       </w:pPr>
       <w:r>
         <w:rPr>
